--- a/9.5.docx
+++ b/9.5.docx
@@ -2,13 +2,13 @@
 <file path=word/document.xml><?xml version="1.0" encoding="utf-8"?>
 <w:document xmlns:wpc="http://schemas.microsoft.com/office/word/2010/wordprocessingCanvas" xmlns:cx="http://schemas.microsoft.com/office/drawing/2014/chartex" xmlns:cx1="http://schemas.microsoft.com/office/drawing/2015/9/8/chartex" xmlns:cx2="http://schemas.microsoft.com/office/drawing/2015/10/21/chartex" xmlns:cx3="http://schemas.microsoft.com/office/drawing/2016/5/9/chartex" xmlns:cx4="http://schemas.microsoft.com/office/drawing/2016/5/10/chartex" xmlns:cx5="http://schemas.microsoft.com/office/drawing/2016/5/11/chartex" xmlns:cx6="http://schemas.microsoft.com/office/drawing/2016/5/12/chartex" xmlns:cx7="http://schemas.microsoft.com/office/drawing/2016/5/13/chartex" xmlns:cx8="http://schemas.microsoft.com/office/drawing/2016/5/14/chartex" xmlns:mc="http://schemas.openxmlformats.org/markup-compatibility/2006" xmlns:aink="http://schemas.microsoft.com/office/drawing/2016/ink" xmlns:am3d="http://schemas.microsoft.com/office/drawing/2017/model3d" xmlns:o="urn:schemas-microsoft-com:office:office" xmlns:oel="http://schemas.microsoft.com/office/2019/extlst" xmlns:r="http://schemas.openxmlformats.org/officeDocument/2006/relationships" xmlns:m="http://schemas.openxmlformats.org/officeDocument/2006/math" xmlns:v="urn:schemas-microsoft-com:vml" xmlns:wp14="http://schemas.microsoft.com/office/word/2010/wordprocessingDrawing" xmlns:wp="http://schemas.openxmlformats.org/drawingml/2006/wordprocessingDrawing" xmlns:w10="urn:schemas-microsoft-com:office:word" xmlns:w="http://schemas.openxmlformats.org/wordprocessingml/2006/main" xmlns:w14="http://schemas.microsoft.com/office/word/2010/wordml" xmlns:w15="http://schemas.microsoft.com/office/word/2012/wordml" xmlns:w16cex="http://schemas.microsoft.com/office/word/2018/wordml/cex" xmlns:w16cid="http://schemas.microsoft.com/office/word/2016/wordml/cid" xmlns:w16="http://schemas.microsoft.com/office/word/2018/wordml" xmlns:w16du="http://schemas.microsoft.com/office/word/2023/wordml/word16du" xmlns:w16sdtdh="http://schemas.microsoft.com/office/word/2020/wordml/sdtdatahash" xmlns:w16sdtfl="http://schemas.microsoft.com/office/word/2024/wordml/sdtformatlock" xmlns:w16se="http://schemas.microsoft.com/office/word/2015/wordml/symex" xmlns:wpg="http://schemas.microsoft.com/office/word/2010/wordprocessingGroup" xmlns:wpi="http://schemas.microsoft.com/office/word/2010/wordprocessingInk" xmlns:wne="http://schemas.microsoft.com/office/word/2006/wordml" xmlns:wps="http://schemas.microsoft.com/office/word/2010/wordprocessingShape" mc:Ignorable="w14 w15 w16se w16cid w16 w16cex w16sdtdh w16sdtfl w16du wp14">
   <w:body>
-    <w:bookmarkStart w:id="0" w:name="_Toc529455570" w:displacedByCustomXml="next"/>
-    <w:bookmarkStart w:id="1" w:name="_Toc536787195" w:displacedByCustomXml="next"/>
-    <w:bookmarkStart w:id="2" w:name="_Toc1048196" w:displacedByCustomXml="next"/>
+    <w:bookmarkStart w:id="0" w:name="_Toc147747901" w:displacedByCustomXml="next"/>
+    <w:bookmarkStart w:id="1" w:name="_Toc112745905" w:displacedByCustomXml="next"/>
+    <w:bookmarkStart w:id="2" w:name="_Toc25766192" w:displacedByCustomXml="next"/>
     <w:bookmarkStart w:id="3" w:name="_Toc14269760" w:displacedByCustomXml="next"/>
-    <w:bookmarkStart w:id="4" w:name="_Toc25766192" w:displacedByCustomXml="next"/>
-    <w:bookmarkStart w:id="5" w:name="_Toc112745905" w:displacedByCustomXml="next"/>
-    <w:bookmarkStart w:id="6" w:name="_Toc147747901" w:displacedByCustomXml="next"/>
+    <w:bookmarkStart w:id="4" w:name="_Toc1048196" w:displacedByCustomXml="next"/>
+    <w:bookmarkStart w:id="5" w:name="_Toc536787195" w:displacedByCustomXml="next"/>
+    <w:bookmarkStart w:id="6" w:name="_Toc529455570" w:displacedByCustomXml="next"/>
     <w:sdt>
       <w:sdtPr>
         <w:rPr>
@@ -19,7 +19,7 @@
           <w:sz w:val="24"/>
           <w:szCs w:val="22"/>
         </w:rPr>
-        <w:id w:val="-1646185910"/>
+        <w:id w:val="905108017"/>
         <w15:repeatingSection/>
       </w:sdtPr>
       <w:sdtEndPr>
@@ -40,7 +40,7 @@
               <w:sz w:val="24"/>
               <w:szCs w:val="22"/>
             </w:rPr>
-            <w:id w:val="-1599478411"/>
+            <w:id w:val="-163321897"/>
             <w:placeholder>
               <w:docPart w:val="DefaultPlaceholder_-1854013435"/>
             </w:placeholder>
@@ -850,7 +850,7 @@
                         <w:rFonts w:eastAsia="Calibri"/>
                         <w:lang w:eastAsia="de-DE"/>
                       </w:rPr>
-                      <w:t>Verify presence of all components.</w:t>
+                      <w:t>Verify the trolley design is compatible with the wash rack.</w:t>
                     </w:r>
                   </w:p>
                 </w:tc>
@@ -871,25 +871,7 @@
                       <w:rPr>
                         <w:rFonts w:eastAsia="Calibri"/>
                       </w:rPr>
-                      <w:t xml:space="preserve">All the components are present as </w:t>
-                    </w:r>
-                    <w:r>
-                      <w:rPr>
-                        <w:rFonts w:eastAsia="Calibri"/>
-                      </w:rPr>
-                      <w:t>per components list</w:t>
-                    </w:r>
-                    <w:r>
-                      <w:rPr>
-                        <w:rFonts w:eastAsia="Calibri"/>
-                      </w:rPr>
-                      <w:t xml:space="preserve">/as annotated on the </w:t>
-                    </w:r>
-                    <w:r>
-                      <w:rPr>
-                        <w:rFonts w:eastAsia="Calibri"/>
-                      </w:rPr>
-                      <w:t>approval drawing.</w:t>
+                      <w:t>The trolley is compatible with the wash rack.</w:t>
                     </w:r>
                   </w:p>
                 </w:tc>
@@ -1023,20 +1005,21 @@
                         <w:rFonts w:eastAsia="Calibri"/>
                         <w:lang w:eastAsia="de-DE"/>
                       </w:rPr>
-                      <w:t>Verify equipment conforms to component cut sheet</w:t>
-                    </w:r>
-                    <w:r>
-                      <w:rPr>
-                        <w:rFonts w:eastAsia="Calibri"/>
-                      </w:rPr>
-                      <w:t xml:space="preserve"> </w:t>
+                      <w:t>Verify the trolley is mechanically complete and conforms to the approval drawing</w:t>
+                    </w:r>
+                    <w:r>
+                      <w:rPr>
+                        <w:sz w:val="24"/>
+                        <w:szCs w:val="24"/>
+                      </w:rPr>
+                      <w:t>/top level component cut sheet drawing</w:t>
                     </w:r>
                     <w:r>
                       <w:rPr>
                         <w:rFonts w:eastAsia="Calibri"/>
                         <w:lang w:eastAsia="de-DE"/>
                       </w:rPr>
-                      <w:t>drawing</w:t>
+                      <w:t>.</w:t>
                     </w:r>
                   </w:p>
                 </w:tc>
@@ -1058,13 +1041,13 @@
                         <w:rFonts w:eastAsia="Calibri"/>
                         <w:lang w:eastAsia="de-DE"/>
                       </w:rPr>
-                      <w:t>Component cut sheet</w:t>
-                    </w:r>
-                    <w:r>
-                      <w:rPr>
-                        <w:rFonts w:eastAsia="Calibri"/>
-                      </w:rPr>
-                      <w:t xml:space="preserve"> drawings reflect</w:t>
+                      <w:t>Approval</w:t>
+                    </w:r>
+                    <w:r>
+                      <w:rPr>
+                        <w:rFonts w:eastAsia="Calibri"/>
+                      </w:rPr>
+                      <w:t xml:space="preserve"> drawing reflect</w:t>
                     </w:r>
                     <w:r>
                       <w:rPr>
@@ -1076,7 +1059,25 @@
                       <w:rPr>
                         <w:rFonts w:eastAsia="Calibri"/>
                       </w:rPr>
-                      <w:t xml:space="preserve"> machine as built condition</w:t>
+                      <w:t xml:space="preserve"> </w:t>
+                    </w:r>
+                    <w:r>
+                      <w:rPr>
+                        <w:rFonts w:eastAsia="Calibri"/>
+                      </w:rPr>
+                      <w:t>trolley</w:t>
+                    </w:r>
+                    <w:r>
+                      <w:rPr>
+                        <w:rFonts w:eastAsia="Calibri"/>
+                      </w:rPr>
+                      <w:t xml:space="preserve"> as built condition</w:t>
+                    </w:r>
+                    <w:r>
+                      <w:rPr>
+                        <w:rFonts w:eastAsia="Calibri"/>
+                      </w:rPr>
+                      <w:t>.</w:t>
                     </w:r>
                   </w:p>
                 </w:tc>
@@ -1242,13 +1243,6 @@
                         <w:lang w:val="de-DE" w:eastAsia="de-DE"/>
                       </w:rPr>
                     </w:pPr>
-                    <w:r>
-                      <w:rPr>
-                        <w:rFonts w:eastAsia="Calibri"/>
-                        <w:lang w:val="de-DE" w:eastAsia="de-DE"/>
-                      </w:rPr>
-                      <w:br/>
-                    </w:r>
                   </w:p>
                   <w:p>
                     <w:pPr>
@@ -1285,7 +1279,25 @@
                         <w:b/>
                         <w:lang w:eastAsia="de-DE"/>
                       </w:rPr>
-                      <w:t xml:space="preserve">Document review by (Customer):________________________________     Date: </w:t>
+                      <w:t>Document review by (Customer</w:t>
+                    </w:r>
+                    <w:proofErr w:type="gramStart"/>
+                    <w:r>
+                      <w:rPr>
+                        <w:rFonts w:eastAsia="Calibri"/>
+                        <w:b/>
+                        <w:lang w:eastAsia="de-DE"/>
+                      </w:rPr>
+                      <w:t>):_</w:t>
+                    </w:r>
+                    <w:proofErr w:type="gramEnd"/>
+                    <w:r>
+                      <w:rPr>
+                        <w:rFonts w:eastAsia="Calibri"/>
+                        <w:b/>
+                        <w:lang w:eastAsia="de-DE"/>
+                      </w:rPr>
+                      <w:t xml:space="preserve">_______________________________     Date: </w:t>
                     </w:r>
                   </w:p>
                 </w:tc>
@@ -1359,6 +1371,15 @@
     </w:pPr>
     <w:r>
       <w:rPr>
+        <w:b/>
+        <w:i/>
+        <w:sz w:val="16"/>
+        <w:szCs w:val="16"/>
+      </w:rPr>
+      <w:t xml:space="preserve">                                                                                                                      </w:t>
+    </w:r>
+    <w:r>
+      <w:rPr>
         <w:sz w:val="16"/>
         <w:szCs w:val="16"/>
       </w:rPr>
@@ -1383,7 +1404,7 @@
         <w:sz w:val="16"/>
         <w:szCs w:val="16"/>
       </w:rPr>
-      <w:t>3</w:t>
+      <w:t>4</w:t>
     </w:r>
     <w:r>
       <w:rPr>
@@ -1411,7 +1432,35 @@
         <w:sz w:val="16"/>
         <w:szCs w:val="16"/>
       </w:rPr>
-      <w:t>13/10/2022</w:t>
+      <w:t>13</w:t>
+    </w:r>
+    <w:r>
+      <w:rPr>
+        <w:sz w:val="16"/>
+        <w:szCs w:val="16"/>
+      </w:rPr>
+      <w:t>/1</w:t>
+    </w:r>
+    <w:r>
+      <w:rPr>
+        <w:sz w:val="16"/>
+        <w:szCs w:val="16"/>
+      </w:rPr>
+      <w:t>0</w:t>
+    </w:r>
+    <w:r>
+      <w:rPr>
+        <w:sz w:val="16"/>
+        <w:szCs w:val="16"/>
+      </w:rPr>
+      <w:t>/202</w:t>
+    </w:r>
+    <w:r>
+      <w:rPr>
+        <w:sz w:val="16"/>
+        <w:szCs w:val="16"/>
+      </w:rPr>
+      <w:t>2</w:t>
     </w:r>
     <w:r>
       <w:rPr>
@@ -1602,7 +1651,7 @@
               <w:b/>
               <w:bCs/>
             </w:rPr>
-            <w:t>13</w:t>
+            <w:t>12</w:t>
           </w:r>
           <w:r>
             <w:t xml:space="preserve"> of </w:t>
@@ -1612,7 +1661,7 @@
               <w:b/>
               <w:bCs/>
             </w:rPr>
-            <w:t>25</w:t>
+            <w:t>22</w:t>
           </w:r>
         </w:p>
       </w:tc>
@@ -1687,7 +1736,7 @@
             <w:rPr>
               <w:sz w:val="22"/>
             </w:rPr>
-            <w:t>5</w:t>
+            <w:t>4</w:t>
           </w:r>
           <w:r>
             <w:rPr>
@@ -2783,7 +2832,7 @@
         <w:behaviors>
           <w:behavior w:val="content"/>
         </w:behaviors>
-        <w:guid w:val="{2B7DEA1F-1D32-4558-A5FD-69C770D47233}"/>
+        <w:guid w:val="{1C62A79D-96AB-4D56-99C5-93BC795C895B}"/>
       </w:docPartPr>
       <w:docPartBody>
         <w:p>
@@ -2847,13 +2896,14 @@
     <w:compatSetting w:name="useWord2013TrackBottomHyphenation" w:uri="http://schemas.microsoft.com/office/word" w:val="0"/>
   </w:compat>
   <w:rsids>
-    <w:rsidRoot w:val="009A52C9"/>
-    <w:rsid w:val="006E2A9E"/>
-    <w:rsid w:val="00890A2F"/>
-    <w:rsid w:val="009A1B5B"/>
-    <w:rsid w:val="009A52C9"/>
-    <w:rsid w:val="00AF611F"/>
-    <w:rsid w:val="00BE1874"/>
+    <w:rsidRoot w:val="00C92B46"/>
+    <w:rsid w:val="0051058F"/>
+    <w:rsid w:val="00532A93"/>
+    <w:rsid w:val="006B1065"/>
+    <w:rsid w:val="00841AFF"/>
+    <w:rsid w:val="00A75C55"/>
+    <w:rsid w:val="00C92B46"/>
+    <w:rsid w:val="00E83A90"/>
   </w:rsids>
   <m:mathPr>
     <m:mathFont m:val="Cambria Math"/>
@@ -3308,7 +3358,7 @@
     <w:name w:val="Placeholder Text"/>
     <w:uiPriority w:val="99"/>
     <w:semiHidden/>
-    <w:rsid w:val="009A52C9"/>
+    <w:rsid w:val="00C92B46"/>
     <w:rPr>
       <w:color w:val="808080"/>
     </w:rPr>
@@ -3619,12 +3669,6 @@
 </file>
 
 <file path=customXml/item1.xml><?xml version="1.0" encoding="utf-8"?>
-<p:properties xmlns:p="http://schemas.microsoft.com/office/2006/metadata/properties" xmlns:xsi="http://www.w3.org/2001/XMLSchema-instance" xmlns:pc="http://schemas.microsoft.com/office/infopath/2007/PartnerControls">
-  <documentManagement/>
-</p:properties>
-</file>
-
-<file path=customXml/item2.xml><?xml version="1.0" encoding="utf-8"?>
 <ct:contentTypeSchema xmlns:ct="http://schemas.microsoft.com/office/2006/metadata/contentType" xmlns:ma="http://schemas.microsoft.com/office/2006/metadata/properties/metaAttributes" ct:_="" ma:_="" ma:contentTypeName="Document" ma:contentTypeID="0x010100A5A4037D41593C438EB8784463E5BD4D" ma:contentTypeVersion="4" ma:contentTypeDescription="Create a new document." ma:contentTypeScope="" ma:versionID="5ebbb82f2d32c296f228b21d07b36e74">
   <xsd:schema xmlns:xsd="http://www.w3.org/2001/XMLSchema" xmlns:xs="http://www.w3.org/2001/XMLSchema" xmlns:p="http://schemas.microsoft.com/office/2006/metadata/properties" xmlns:ns2="d3faa853-b053-4057-b5cf-efab66ea842c" targetNamespace="http://schemas.microsoft.com/office/2006/metadata/properties" ma:root="true" ma:fieldsID="d3c5f511e675a75e65ab28f54b1f5b52" ns2:_="">
     <xsd:import namespace="d3faa853-b053-4057-b5cf-efab66ea842c"/>
@@ -3768,6 +3812,12 @@
 </ct:contentTypeSchema>
 </file>
 
+<file path=customXml/item2.xml><?xml version="1.0" encoding="utf-8"?>
+<p:properties xmlns:p="http://schemas.microsoft.com/office/2006/metadata/properties" xmlns:xsi="http://www.w3.org/2001/XMLSchema-instance" xmlns:pc="http://schemas.microsoft.com/office/infopath/2007/PartnerControls">
+  <documentManagement/>
+</p:properties>
+</file>
+
 <file path=customXml/item3.xml><?xml version="1.0" encoding="utf-8"?>
 <?mso-contentType ?>
 <FormTemplates xmlns="http://schemas.microsoft.com/sharepoint/v3/contenttype/forms">
@@ -3778,16 +3828,7 @@
 </file>
 
 <file path=customXml/itemProps1.xml><?xml version="1.0" encoding="utf-8"?>
-<ds:datastoreItem xmlns:ds="http://schemas.openxmlformats.org/officeDocument/2006/customXml" ds:itemID="{93425886-4EB5-4F60-8B7B-44B5B5EDFC55}">
-  <ds:schemaRefs>
-    <ds:schemaRef ds:uri="http://schemas.microsoft.com/office/2006/metadata/properties"/>
-    <ds:schemaRef ds:uri="http://schemas.microsoft.com/office/infopath/2007/PartnerControls"/>
-  </ds:schemaRefs>
-</ds:datastoreItem>
-</file>
-
-<file path=customXml/itemProps2.xml><?xml version="1.0" encoding="utf-8"?>
-<ds:datastoreItem xmlns:ds="http://schemas.openxmlformats.org/officeDocument/2006/customXml" ds:itemID="{62D8EA67-B6FC-4EF2-BF1B-C77BD426B5F8}">
+<ds:datastoreItem xmlns:ds="http://schemas.openxmlformats.org/officeDocument/2006/customXml" ds:itemID="{BA3BB07B-D367-4F9E-867A-A5DAD84FAB10}">
   <ds:schemaRefs>
     <ds:schemaRef ds:uri="http://schemas.microsoft.com/office/2006/metadata/contentType"/>
     <ds:schemaRef ds:uri="http://schemas.microsoft.com/office/2006/metadata/properties/metaAttributes"/>
@@ -3804,8 +3845,17 @@
 </ds:datastoreItem>
 </file>
 
+<file path=customXml/itemProps2.xml><?xml version="1.0" encoding="utf-8"?>
+<ds:datastoreItem xmlns:ds="http://schemas.openxmlformats.org/officeDocument/2006/customXml" ds:itemID="{12F1A9A6-9386-419B-A823-06DC9B5A6329}">
+  <ds:schemaRefs>
+    <ds:schemaRef ds:uri="http://schemas.microsoft.com/office/2006/metadata/properties"/>
+    <ds:schemaRef ds:uri="http://schemas.microsoft.com/office/infopath/2007/PartnerControls"/>
+  </ds:schemaRefs>
+</ds:datastoreItem>
+</file>
+
 <file path=customXml/itemProps3.xml><?xml version="1.0" encoding="utf-8"?>
-<ds:datastoreItem xmlns:ds="http://schemas.openxmlformats.org/officeDocument/2006/customXml" ds:itemID="{640ACC67-BFD8-44DF-AD56-7ACB8F8C9F19}">
+<ds:datastoreItem xmlns:ds="http://schemas.openxmlformats.org/officeDocument/2006/customXml" ds:itemID="{65534749-D231-495A-A75E-2CC6AE8316D7}">
   <ds:schemaRefs>
     <ds:schemaRef ds:uri="http://schemas.microsoft.com/sharepoint/v3/contenttype/forms"/>
   </ds:schemaRefs>
